--- a/docs/PHAN_TICH_THIET_KE_HE_THONG.docx
+++ b/docs/PHAN_TICH_THIET_KE_HE_THONG.docx
@@ -726,63 +726,7 @@
     </w:p>
     <w:p>
       <w:r>
-        <w:rPr>
-          <w:b/>
-        </w:rPr>
-        <w:t>Lưu ý về model:</w:t>
-      </w:r>
-      <w:r>
-        <w:t xml:space="preserve"> Ba bộ trọng số hiện tại được nhập từ </w:t>
-      </w:r>
-      <w:r>
-        <w:rPr>
-          <w:rFonts w:ascii="Consolas" w:hAnsi="Consolas"/>
-          <w:sz w:val="20"/>
-        </w:rPr>
-        <w:t>vihos-models-full.zip</w:t>
-      </w:r>
-      <w:r>
-        <w:t xml:space="preserve"> trên Drive. Hệ thống đã kiểm tra nạp trọng số và suy luận. Điều này không chứng minh ba model được huấn luyện trên máy đang chạy website. Dataset và mã train gốc đã được bổ sung từ ba ZIP do người dùng cung cấp, tại </w:t>
-      </w:r>
-      <w:r>
-        <w:rPr>
-          <w:rFonts w:ascii="Consolas" w:hAnsi="Consolas"/>
-          <w:sz w:val="20"/>
-        </w:rPr>
-        <w:t>datasets/ViHOS/</w:t>
-      </w:r>
-      <w:r>
-        <w:t xml:space="preserve">, </w:t>
-      </w:r>
-      <w:r>
-        <w:rPr>
-          <w:rFonts w:ascii="Consolas" w:hAnsi="Consolas"/>
-          <w:sz w:val="20"/>
-        </w:rPr>
-        <w:t>training/</w:t>
-      </w:r>
-      <w:r>
-        <w:t xml:space="preserve"> và </w:t>
-      </w:r>
-      <w:r>
-        <w:rPr>
-          <w:rFonts w:ascii="Consolas" w:hAnsi="Consolas"/>
-          <w:sz w:val="20"/>
-        </w:rPr>
-        <w:t>notebooks/training/</w:t>
-      </w:r>
-      <w:r>
-        <w:t xml:space="preserve">. Notebook nhập chưa có output thực thi; log gắn với một commit chỉ được tạo khi thực sự chạy wrapper mới. Xem </w:t>
-      </w:r>
-      <w:r>
-        <w:rPr>
-          <w:rFonts w:ascii="Consolas" w:hAnsi="Consolas"/>
-          <w:sz w:val="20"/>
-        </w:rPr>
-        <w:t>docs/HUONG_DAN_TICH_HOP_DATASET_VA_MINH_CHUNG_TRAIN.md</w:t>
-      </w:r>
-      <w:r>
-        <w:t>.</w:t>
+        <w:t>Lưu ý về model: Ba bộ trọng số hiện tại được nhập từ vihos-models-full.zip trên Drive. Hệ thống đã kiểm tra nạp trọng số và suy luận. Điều này không chứng minh ba model được huấn luyện trên máy đang chạy website. Dataset và mã train gốc đã được bổ sung từ ba ZIP do người dùng cung cấp, tại datasets/ViHOS/ và training/. Notebook đã được bỏ khỏi source; hồ sơ nhập không xác minh lần train lịch sử; log gắn với một commit chỉ được tạo khi thực sự chạy wrapper mới. Xem docs/HUONG_DAN_TICH_HOP_DATASET_VA_MINH_CHUNG_TRAIN.md.</w:t>
       </w:r>
     </w:p>
     <w:p>
@@ -3576,20 +3520,6 @@
           <w:rFonts w:ascii="Consolas" w:hAnsi="Consolas"/>
           <w:sz w:val="17"/>
         </w:rPr>
-        <w:t>├── notebooks/training/            Notebook Colab nguyên bản chưa có output</w:t>
-      </w:r>
-    </w:p>
-    <w:p>
-      <w:pPr>
-        <w:spacing w:after="0" w:line="240" w:lineRule="auto"/>
-        <w:ind w:left="142"/>
-        <w:shd w:fill="F1F4F7"/>
-      </w:pPr>
-      <w:r>
-        <w:rPr>
-          <w:rFonts w:ascii="Consolas" w:hAnsi="Consolas"/>
-          <w:sz w:val="17"/>
-        </w:rPr>
         <w:t>├── frontend/</w:t>
       </w:r>
     </w:p>
@@ -11591,10 +11521,7 @@
         <w:pStyle w:val="ListParagraph"/>
       </w:pPr>
       <w:r>
-        <w:t xml:space="preserve">8. </w:t>
-      </w:r>
-      <w:r>
-        <w:t>Nếu trình bày huấn luyện model, bổ sung notebook/dataset/log gốc và nói rõ môi trường đã train.</w:t>
+        <w:t>8. Nếu trình bày huấn luyện model, bổ sung dataset/log gốc và nói rõ môi trường đã train.</w:t>
       </w:r>
     </w:p>
     <w:p>
